--- a/production/podcast/ep01-trevithick/Somebody Did It First - Ep1 Trevithick - Prep Sheet.docx
+++ b/production/podcast/ep01-trevithick/Somebody Did It First - Ep1 Trevithick - Prep Sheet.docx
@@ -148,10 +148,24 @@
         <w:rPr>
           <w:b/>
         </w:rPr>
-        <w:t>No asides.</w:t>
+        <w:t>Inside the read-aloud boxes:</w:t>
       </w:r>
       <w:r>
-        <w:t xml:space="preserve"> No "right?" and no narrator asides. If a point is made, move on.</w:t>
+        <w:t xml:space="preserve"> no "right?" and no asides. Read them straight.</w:t>
+      </w:r>
+    </w:p>
+    <w:p>
+      <w:pPr>
+        <w:pStyle w:val="ListBullet"/>
+      </w:pPr>
+      <w:r>
+        <w:rPr>
+          <w:b/>
+        </w:rPr>
+        <w:t>Everywhere else, have fun with it.</w:t>
+      </w:r>
+      <w:r>
+        <w:t xml:space="preserve"> React, laugh, give your opinion, call something ridiculous when it is. The only line is facts: jokes and opinions are fine as long as they're clearly yours and don't change what happened.</w:t>
       </w:r>
     </w:p>
     <w:p>
@@ -849,6 +863,143 @@
         <w:pStyle w:val="Heading1"/>
       </w:pPr>
       <w:r>
+        <w:t>5b. Legend or Fact? (about 2 min): a quick-fire round</w:t>
+      </w:r>
+    </w:p>
+    <w:p>
+      <w:r>
+        <w:t>Read each claim, give your gut call out loud, then reveal. Solo, guess against yourself; with your dad, he guesses. This round is also built to be cut into a Short.</w:t>
+      </w:r>
+    </w:p>
+    <w:p>
+      <w:pPr>
+        <w:pStyle w:val="ListNumber"/>
+      </w:pPr>
+      <w:r>
+        <w:rPr>
+          <w:b/>
+        </w:rPr>
+        <w:t>"Trevithick's first steam carriage burned up a few days after its first run."</w:t>
+      </w:r>
+    </w:p>
+    <w:p>
+      <w:pPr>
+        <w:pStyle w:val="ListBullet2"/>
+      </w:pPr>
+      <w:r>
+        <w:rPr>
+          <w:b/>
+        </w:rPr>
+        <w:t>FACT.</w:t>
+      </w:r>
+      <w:r>
+        <w:t xml:space="preserve"> It was left with the fire going, and the water boiled off. </w:t>
+      </w:r>
+      <w:r>
+        <w:rPr>
+          <w:i/>
+        </w:rPr>
+        <w:t>(Grace's Guide.)</w:t>
+      </w:r>
+    </w:p>
+    <w:p>
+      <w:pPr>
+        <w:pStyle w:val="ListNumber"/>
+      </w:pPr>
+      <w:r>
+        <w:rPr>
+          <w:b/>
+        </w:rPr>
+        <w:t>"Rocket was George Stephenson's engine."</w:t>
+      </w:r>
+    </w:p>
+    <w:p>
+      <w:pPr>
+        <w:pStyle w:val="ListBullet2"/>
+      </w:pPr>
+      <w:r>
+        <w:rPr>
+          <w:b/>
+        </w:rPr>
+        <w:t>MOSTLY LEGEND.</w:t>
+      </w:r>
+      <w:r>
+        <w:t xml:space="preserve"> It was built under his son Robert's direction. </w:t>
+      </w:r>
+      <w:r>
+        <w:rPr>
+          <w:i/>
+        </w:rPr>
+        <w:t>(NRM; Britannica.)</w:t>
+      </w:r>
+    </w:p>
+    <w:p>
+      <w:pPr>
+        <w:pStyle w:val="ListNumber"/>
+      </w:pPr>
+      <w:r>
+        <w:rPr>
+          <w:b/>
+        </w:rPr>
+        <w:t>"People paid to ride a steam train in London in 1808."</w:t>
+      </w:r>
+    </w:p>
+    <w:p>
+      <w:pPr>
+        <w:pStyle w:val="ListBullet2"/>
+      </w:pPr>
+      <w:r>
+        <w:rPr>
+          <w:b/>
+        </w:rPr>
+        <w:t>FACT.</w:t>
+      </w:r>
+      <w:r>
+        <w:t xml:space="preserve"> Trevithick's "Catch Me Who Can" ran on a circular track, and it's generally credited as the first time a steam locomotive carried fare-paying passengers. </w:t>
+      </w:r>
+      <w:r>
+        <w:rPr>
+          <w:i/>
+        </w:rPr>
+        <w:t>(British Library.)</w:t>
+      </w:r>
+    </w:p>
+    <w:p>
+      <w:pPr>
+        <w:pStyle w:val="ListNumber"/>
+      </w:pPr>
+      <w:r>
+        <w:rPr>
+          <w:b/>
+        </w:rPr>
+        <w:t>"The saying 'like billy-o' comes from Puffing Billy."</w:t>
+      </w:r>
+    </w:p>
+    <w:p>
+      <w:pPr>
+        <w:pStyle w:val="ListBullet2"/>
+      </w:pPr>
+      <w:r>
+        <w:rPr>
+          <w:b/>
+        </w:rPr>
+        <w:t>MAYBE.</w:t>
+      </w:r>
+      <w:r>
+        <w:t xml:space="preserve"> The Science Museum says it's been suggested, but nobody's proven it. </w:t>
+      </w:r>
+      <w:r>
+        <w:rPr>
+          <w:i/>
+        </w:rPr>
+        <w:t>(Science Museum Group.)</w:t>
+      </w:r>
+    </w:p>
+    <w:p>
+      <w:pPr>
+        <w:pStyle w:val="Heading1"/>
+      </w:pPr>
+      <w:r>
         <w:t>6. What we know vs. the legend (1 min): say each once</w:t>
       </w:r>
     </w:p>
@@ -890,6 +1041,26 @@
       </w:pPr>
       <w:r>
         <w:t>7. The verdict (30 s), read as written</w:t>
+      </w:r>
+    </w:p>
+    <w:p>
+      <w:r>
+        <w:rPr>
+          <w:i/>
+        </w:rPr>
+        <w:t xml:space="preserve">Optional, before reading it: your credit rating, said off the cuff. Is the famous name's credit </w:t>
+      </w:r>
+      <w:r>
+        <w:rPr>
+          <w:i/>
+        </w:rPr>
+        <w:t>Stolen, Shared or Earned</w:t>
+      </w:r>
+      <w:r>
+        <w:rPr>
+          <w:i/>
+        </w:rPr>
+        <w:t>? It's your opinion, so own it. One line of why, then read the verdict.</w:t>
       </w:r>
     </w:p>
     <w:p>
@@ -1191,6 +1362,7 @@
             <w:tcW w:type="dxa" w:w="4320"/>
           </w:tcPr>
           <w:p>
+            <w:r/>
             <w:r>
               <w:t>Fact</w:t>
             </w:r>
@@ -1201,6 +1373,7 @@
             <w:tcW w:type="dxa" w:w="4320"/>
           </w:tcPr>
           <w:p>
+            <w:r/>
             <w:r>
               <w:t>Source</w:t>
             </w:r>
@@ -1213,6 +1386,7 @@
             <w:tcW w:type="dxa" w:w="4320"/>
           </w:tcPr>
           <w:p>
+            <w:r/>
             <w:r>
               <w:t>The run on 21 Feb 1804: 5 wagons, 10 t of iron, about 70 men, nearly 10 miles (9¾), nearly 5 mph, "real father of the railways"</w:t>
             </w:r>
@@ -1223,6 +1397,7 @@
             <w:tcW w:type="dxa" w:w="4320"/>
           </w:tcPr>
           <w:p>
+            <w:r/>
             <w:r>
               <w:t>https://museum.wales/blog/1012/Richard-Trevithickrsquos-steam-locomotive/</w:t>
             </w:r>
@@ -1235,6 +1410,7 @@
             <w:tcW w:type="dxa" w:w="4320"/>
           </w:tcPr>
           <w:p>
+            <w:r/>
             <w:r>
               <w:t>Death on 22 Apr 1833 in Dartford, in poverty; workers paid for the funeral</w:t>
             </w:r>
@@ -1245,6 +1421,7 @@
             <w:tcW w:type="dxa" w:w="4320"/>
           </w:tcPr>
           <w:p>
+            <w:r/>
             <w:r>
               <w:t>https://ethw.org/Richard_Trevithick ; https://www.asme.org/topics-resources/content/richard-trevithick</w:t>
             </w:r>
@@ -1257,6 +1434,7 @@
             <w:tcW w:type="dxa" w:w="4320"/>
           </w:tcPr>
           <w:p>
+            <w:r/>
             <w:r>
               <w:t>Strong steam; Watt's "deserved hanging" (Trevithick's account); Peru in 1816; back penniless in 1827</w:t>
             </w:r>
@@ -1267,6 +1445,7 @@
             <w:tcW w:type="dxa" w:w="4320"/>
           </w:tcPr>
           <w:p>
+            <w:r/>
             <w:r>
               <w:t>https://asme.org/topics-resources/content/richard-trevithick</w:t>
             </w:r>
@@ -1279,6 +1458,7 @@
             <w:tcW w:type="dxa" w:w="4320"/>
           </w:tcPr>
           <w:p>
+            <w:r/>
             <w:r>
               <w:t>Peru ventures ended by the wars of independence; penniless return in 1827</w:t>
             </w:r>
@@ -1289,6 +1469,7 @@
             <w:tcW w:type="dxa" w:w="4320"/>
           </w:tcPr>
           <w:p>
+            <w:r/>
             <w:r>
               <w:t>https://collection.sciencemuseumgroup.org.uk/people/ap269</w:t>
             </w:r>
@@ -1301,6 +1482,7 @@
             <w:tcW w:type="dxa" w:w="4320"/>
           </w:tcPr>
           <w:p>
+            <w:r/>
             <w:r>
               <w:t>Puffing Devil, Christmas Eve 1801, Camborne Hill; burned out days later</w:t>
             </w:r>
@@ -1311,6 +1493,7 @@
             <w:tcW w:type="dxa" w:w="4320"/>
           </w:tcPr>
           <w:p>
+            <w:r/>
             <w:r>
               <w:t>https://trevithicksociety.info/index.php/puffing-devil/ ; https://www.gracesguide.co.uk/Richard_Trevithick:_Puffing_Devil</w:t>
             </w:r>
@@ -1323,6 +1506,7 @@
             <w:tcW w:type="dxa" w:w="4320"/>
           </w:tcPr>
           <w:p>
+            <w:r/>
             <w:r>
               <w:t>Catch Me Who Can in 1808, London: circular track, paying riders, a broken rail</w:t>
             </w:r>
@@ -1333,6 +1517,7 @@
             <w:tcW w:type="dxa" w:w="4320"/>
           </w:tcPr>
           <w:p>
+            <w:r/>
             <w:r>
               <w:t>https://www.bl.uk/stories/blogs/posts/catch-me-who-can-trevithicks-steam-locomotive-demonstration-of-1808 ; https://www.steamlocomotives.org/locomotives/catch-me-who-can</w:t>
             </w:r>
@@ -1345,6 +1530,7 @@
             <w:tcW w:type="dxa" w:w="4320"/>
           </w:tcPr>
           <w:p>
+            <w:r/>
             <w:r>
               <w:t>Meeting Robert Stephenson in Cartagena (1827/8) and travelling home together</w:t>
             </w:r>
@@ -1355,6 +1541,7 @@
             <w:tcW w:type="dxa" w:w="4320"/>
           </w:tcPr>
           <w:p>
+            <w:r/>
             <w:r>
               <w:t>https://collection.sciencemuseumgroup.org.uk/documents/aa110087652 ; https://www.erih.net/how-it-started/stories-about-people-biographies/biography/stephenson-1</w:t>
             </w:r>
@@ -1367,6 +1554,7 @@
             <w:tcW w:type="dxa" w:w="4320"/>
           </w:tcPr>
           <w:p>
+            <w:r/>
             <w:r>
               <w:t>Puffing Billy, 1813–14, oldest surviving</w:t>
             </w:r>
@@ -1377,6 +1565,7 @@
             <w:tcW w:type="dxa" w:w="4320"/>
           </w:tcPr>
           <w:p>
+            <w:r/>
             <w:r>
               <w:t>https://collection.sciencemuseumgroup.org.uk/objects/co8247941</w:t>
             </w:r>
@@ -1389,6 +1578,7 @@
             <w:tcW w:type="dxa" w:w="4320"/>
           </w:tcPr>
           <w:p>
+            <w:r/>
             <w:r>
               <w:t>Salamanca in 1812 on the Middleton Railway, first commercially successful</w:t>
             </w:r>
@@ -1399,6 +1589,7 @@
             <w:tcW w:type="dxa" w:w="4320"/>
           </w:tcPr>
           <w:p>
+            <w:r/>
             <w:r>
               <w:t>https://www.steamlocomotives.org/locomotives/salamanca ; https://realyorkshireblog.com/post/the-salamanca-the-story-of-the-world-s-first-commercially-successful-steam-locomotive</w:t>
             </w:r>
@@ -1411,6 +1602,7 @@
             <w:tcW w:type="dxa" w:w="4320"/>
           </w:tcPr>
           <w:p>
+            <w:r/>
             <w:r>
               <w:t>Smiles's 1857 biography; Kirby on "father of the locomotive"</w:t>
             </w:r>
@@ -1421,6 +1613,7 @@
             <w:tcW w:type="dxa" w:w="4320"/>
           </w:tcPr>
           <w:p>
+            <w:r/>
             <w:r>
               <w:t>https://victorianweb.org/technology/engineers/georgestephenson/bio.html</w:t>
             </w:r>
@@ -1433,6 +1626,7 @@
             <w:tcW w:type="dxa" w:w="4320"/>
           </w:tcPr>
           <w:p>
+            <w:r/>
             <w:r>
               <w:t>Locomotion No. 1 on 27 Sept 1825; Rainhill, Oct 1829; Rocket built under Robert</w:t>
             </w:r>
@@ -1443,6 +1637,7 @@
             <w:tcW w:type="dxa" w:w="4320"/>
           </w:tcPr>
           <w:p>
+            <w:r/>
             <w:r>
               <w:t>NRM and Britannica (from the ep002 research notes); ASME landmark page for Rainhill (checked 2026-10-03)</w:t>
             </w:r>
@@ -1455,6 +1650,7 @@
             <w:tcW w:type="dxa" w:w="4320"/>
           </w:tcPr>
           <w:p>
+            <w:r/>
             <w:r>
               <w:t>Vanderbilt in railroads in a big way from the 1860s</w:t>
             </w:r>
@@ -1465,6 +1661,7 @@
             <w:tcW w:type="dxa" w:w="4320"/>
           </w:tcPr>
           <w:p>
+            <w:r/>
             <w:r>
               <w:t>EBSCO; Encyclopedia.com (checked 2026-10-03)</w:t>
             </w:r>
@@ -1847,7 +2044,7 @@
     <w:rsid w:val="00FC693F"/>
     <w:rPr>
       <w:rFonts w:ascii="Calibri" w:hAnsi="Calibri"/>
-      <w:sz w:val="24"/>
+      <w:sz w:val="23"/>
     </w:rPr>
   </w:style>
   <w:style w:type="paragraph" w:styleId="Header">
